--- a/courts/first-circuit/court-of-appeals/opening-brief/usage/OUTPUT-opening-brief.docx
+++ b/courts/first-circuit/court-of-appeals/opening-brief/usage/OUTPUT-opening-brief.docx
@@ -21,15 +21,13 @@
           <w:b/>
           <w:bCs/>
         </w:rPr>
-        <w:t xml:space="preserve">24</w:t>
-        <w:noBreakHyphen/>
-        <w:t xml:space="preserve">1311</w:t>
+        <w:t xml:space="preserve">24-⁠1311</w:t>
       </w:r>
     </w:p>
     <w:p>
       <w:pPr>
         <w:pBdr>
-          <w:bottom w:val="thickThinSmallGap" w:sz="12" w:space="1" w:color="000000"/>
+          <w:bottom w:val="single" w:sz="8" w:space="1" w:color="000000"/>
         </w:pBdr>
         <w:spacing w:before="280" w:after="0" w:line="120" w:lineRule="exact"/>
         <w:ind w:left="0" w:right="0"/>
@@ -75,7 +73,7 @@
     <w:p>
       <w:pPr>
         <w:spacing w:before="98" w:after="0" w:line="400" w:lineRule="exact"/>
-        <w:ind w:left="4680"/>
+        <w:jc w:val="center"/>
       </w:pPr>
       <w:r>
         <w:t xml:space="preserve">Appellee,</w:t>
@@ -114,7 +112,7 @@
     <w:p>
       <w:pPr>
         <w:spacing w:before="98" w:after="0" w:line="400" w:lineRule="exact"/>
-        <w:ind w:left="4680"/>
+        <w:jc w:val="center"/>
       </w:pPr>
       <w:r>
         <w:t xml:space="preserve">Defendant</w:t>
@@ -573,19 +571,8 @@
           <w:i/>
           <w:iCs/>
         </w:rPr>
-        <w:t xml:space="preserve">248</w:t>
-        <w:noBreakHyphen/>
-        <w:t xml:space="preserve">1806</w:t>
-      </w:r>
-    </w:p>
-    <w:p>
-      <w:pPr>
-        <w:pBdr>
-          <w:bottom w:val="thickThinSmallGap" w:sz="12" w:space="1" w:color="000000"/>
-        </w:pBdr>
-        <w:spacing w:before="280" w:after="0" w:line="120" w:lineRule="exact"/>
-        <w:ind w:left="0" w:right="0"/>
-      </w:pPr>
+        <w:t xml:space="preserve">248-⁠1806</w:t>
+      </w:r>
     </w:p>
     <w:p>
       <w:pPr>
@@ -938,9 +925,7 @@
         <w:tab/>
       </w:r>
       <w:r>
-        <w:t xml:space="preserve">Add</w:t>
-        <w:noBreakHyphen/>
-        <w:t xml:space="preserve">1</w:t>
+        <w:t xml:space="preserve">Add-⁠1</w:t>
       </w:r>
     </w:p>
     <w:p>
@@ -1835,13 +1820,7 @@
         <w:pStyle w:val="BodyText"/>
       </w:pPr>
       <w:r>
-        <w:t xml:space="preserve">On November 10, 2021, a grand jury returned an indictment against Figueroa alleging one count of money laundering conspiracy, in violation of 18 U.S.C. § 1956(h). R.A.14; Docket no. 21-cr</w:t>
-      </w:r>
-      <w:r>
-        <w:noBreakHyphen/>
-      </w:r>
-      <w:r>
-        <w:t xml:space="preserve">10333-RGS. A jury trial was held from March 27 to March 30, 2023 (Stearns, J., presiding). The jury convicted Figueroa of the charged offense. R.A.528. Following a sentencing hearing held on March 20, 2024, Figueroa was sentenced to 120 months imprisonment, followed by three years of supervised release. R.A.12. The judgment entered on March 22, 2024, and Figueroa filed a timely notice of appeal on April 1, 2024. R.A.529.</w:t>
+        <w:t xml:space="preserve">On November 10, 2021, a grand jury returned an indictment against Figueroa alleging one count of money laundering conspiracy, in violation of 18 U.S.C. § 1956(h). R.A.14; Docket no. 21-cr-⁠10333-RGS. A jury trial was held from March 27 to March 30, 2023 (Stearns, J., presiding). The jury convicted Figueroa of the charged offense. R.A.528. Following a sentencing hearing held on March 20, 2024, Figueroa was sentenced to 120 months imprisonment, followed by three years of supervised release. R.A.12. The judgment entered on March 22, 2024, and Figueroa filed a timely notice of appeal on April 1, 2024. R.A.529.</w:t>
       </w:r>
     </w:p>
     <w:p>
@@ -2938,9 +2917,7 @@
           <w:i/>
           <w:iCs/>
         </w:rPr>
-        <w:t xml:space="preserve">248</w:t>
-        <w:noBreakHyphen/>
-        <w:t xml:space="preserve">1806</w:t>
+        <w:t xml:space="preserve">248-⁠1806</w:t>
       </w:r>
     </w:p>
     <w:p>
@@ -3365,9 +3342,7 @@
         <w:tab/>
       </w:r>
       <w:r>
-        <w:t xml:space="preserve">Add</w:t>
-        <w:noBreakHyphen/>
-        <w:t xml:space="preserve">2</w:t>
+        <w:t xml:space="preserve">Add-⁠2</w:t>
       </w:r>
     </w:p>
     <w:p>
